--- a/Doc file/IntroR_assignment (Question_Ans).docx
+++ b/Doc file/IntroR_assignment (Question_Ans).docx
@@ -349,7 +349,25 @@
           <w:sz w:val="22"/>
           <w:szCs w:val="22"/>
         </w:rPr>
-        <w:t xml:space="preserve">How do you get help for a function through R studio? </w:t>
+        <w:t xml:space="preserve">How do you get help </w:t>
+      </w:r>
+      <w:proofErr w:type="gramStart"/>
+      <w:r>
+        <w:rPr>
+          <w:rFonts w:ascii="Arial" w:hAnsi="Arial" w:cs="Arial"/>
+          <w:sz w:val="22"/>
+          <w:szCs w:val="22"/>
+        </w:rPr>
+        <w:t>for</w:t>
+      </w:r>
+      <w:proofErr w:type="gramEnd"/>
+      <w:r>
+        <w:rPr>
+          <w:rFonts w:ascii="Arial" w:hAnsi="Arial" w:cs="Arial"/>
+          <w:sz w:val="22"/>
+          <w:szCs w:val="22"/>
+        </w:rPr>
+        <w:t xml:space="preserve"> a function through R studio? </w:t>
       </w:r>
     </w:p>
     <w:p>
@@ -371,7 +389,16 @@
           <w:sz w:val="22"/>
           <w:szCs w:val="22"/>
         </w:rPr>
-        <w:t>-Type ?</w:t>
+        <w:t>-</w:t>
+      </w:r>
+      <w:proofErr w:type="gramStart"/>
+      <w:r>
+        <w:rPr>
+          <w:rFonts w:ascii="Arial" w:hAnsi="Arial" w:cs="Arial"/>
+          <w:sz w:val="22"/>
+          <w:szCs w:val="22"/>
+        </w:rPr>
+        <w:t>Type ?</w:t>
       </w:r>
       <w:proofErr w:type="spellStart"/>
       <w:r>
@@ -380,7 +407,16 @@
           <w:sz w:val="22"/>
           <w:szCs w:val="22"/>
         </w:rPr>
-        <w:t>function_name</w:t>
+        <w:t>function</w:t>
+      </w:r>
+      <w:proofErr w:type="gramEnd"/>
+      <w:r>
+        <w:rPr>
+          <w:rFonts w:ascii="Arial" w:hAnsi="Arial" w:cs="Arial"/>
+          <w:sz w:val="22"/>
+          <w:szCs w:val="22"/>
+        </w:rPr>
+        <w:t>_name</w:t>
       </w:r>
       <w:proofErr w:type="spellEnd"/>
       <w:r>
@@ -389,8 +425,36 @@
           <w:sz w:val="22"/>
           <w:szCs w:val="22"/>
         </w:rPr>
-        <w:t xml:space="preserve"> in the Console, or use the Help tab (bottom-right panel). Example: ?mean</w:t>
-      </w:r>
+        <w:t xml:space="preserve"> in the </w:t>
+      </w:r>
+      <w:proofErr w:type="gramStart"/>
+      <w:r>
+        <w:rPr>
+          <w:rFonts w:ascii="Arial" w:hAnsi="Arial" w:cs="Arial"/>
+          <w:sz w:val="22"/>
+          <w:szCs w:val="22"/>
+        </w:rPr>
+        <w:t>Console, or</w:t>
+      </w:r>
+      <w:proofErr w:type="gramEnd"/>
+      <w:r>
+        <w:rPr>
+          <w:rFonts w:ascii="Arial" w:hAnsi="Arial" w:cs="Arial"/>
+          <w:sz w:val="22"/>
+          <w:szCs w:val="22"/>
+        </w:rPr>
+        <w:t xml:space="preserve"> use the Help tab (bottom-right panel). Example</w:t>
+      </w:r>
+      <w:proofErr w:type="gramStart"/>
+      <w:r>
+        <w:rPr>
+          <w:rFonts w:ascii="Arial" w:hAnsi="Arial" w:cs="Arial"/>
+          <w:sz w:val="22"/>
+          <w:szCs w:val="22"/>
+        </w:rPr>
+        <w:t>: ?mean</w:t>
+      </w:r>
+      <w:proofErr w:type="gramEnd"/>
     </w:p>
     <w:p>
       <w:pPr>
@@ -495,7 +559,25 @@
           <w:sz w:val="22"/>
           <w:szCs w:val="22"/>
         </w:rPr>
-        <w:t xml:space="preserve">What is a function? </w:t>
+        <w:t xml:space="preserve">What is </w:t>
+      </w:r>
+      <w:proofErr w:type="gramStart"/>
+      <w:r>
+        <w:rPr>
+          <w:rFonts w:ascii="Arial" w:hAnsi="Arial" w:cs="Arial"/>
+          <w:sz w:val="22"/>
+          <w:szCs w:val="22"/>
+        </w:rPr>
+        <w:t>a function</w:t>
+      </w:r>
+      <w:proofErr w:type="gramEnd"/>
+      <w:r>
+        <w:rPr>
+          <w:rFonts w:ascii="Arial" w:hAnsi="Arial" w:cs="Arial"/>
+          <w:sz w:val="22"/>
+          <w:szCs w:val="22"/>
+        </w:rPr>
+        <w:t xml:space="preserve">? </w:t>
       </w:r>
     </w:p>
     <w:p>
@@ -520,6 +602,7 @@
         <w:t xml:space="preserve">A function is a block of reusable code that performs a specific task. For example, </w:t>
       </w:r>
       <w:proofErr w:type="spellStart"/>
+      <w:proofErr w:type="gramStart"/>
       <w:r>
         <w:rPr>
           <w:rFonts w:ascii="Arial" w:hAnsi="Arial" w:cs="Arial"/>
@@ -535,7 +618,16 @@
           <w:sz w:val="22"/>
           <w:szCs w:val="22"/>
         </w:rPr>
-        <w:t xml:space="preserve">() calculates the </w:t>
+        <w:t>(</w:t>
+      </w:r>
+      <w:proofErr w:type="gramEnd"/>
+      <w:r>
+        <w:rPr>
+          <w:rFonts w:ascii="Arial" w:hAnsi="Arial" w:cs="Arial"/>
+          <w:sz w:val="22"/>
+          <w:szCs w:val="22"/>
+        </w:rPr>
+        <w:t xml:space="preserve">) calculates the </w:t>
       </w:r>
       <w:r>
         <w:rPr>
@@ -609,6 +701,7 @@
         <w:t xml:space="preserve">Installed packages: </w:t>
       </w:r>
       <w:proofErr w:type="spellStart"/>
+      <w:proofErr w:type="gramStart"/>
       <w:r>
         <w:rPr>
           <w:rFonts w:ascii="Arial" w:hAnsi="Arial" w:cs="Arial"/>
@@ -618,6 +711,7 @@
         <w:t>installed.packages</w:t>
       </w:r>
       <w:proofErr w:type="spellEnd"/>
+      <w:proofErr w:type="gramEnd"/>
       <w:r>
         <w:rPr>
           <w:rFonts w:ascii="Arial" w:hAnsi="Arial" w:cs="Arial"/>
@@ -646,7 +740,25 @@
           <w:sz w:val="22"/>
           <w:szCs w:val="22"/>
         </w:rPr>
-        <w:t>Loaded packages: search()</w:t>
+        <w:t xml:space="preserve">Loaded packages: </w:t>
+      </w:r>
+      <w:proofErr w:type="gramStart"/>
+      <w:r>
+        <w:rPr>
+          <w:rFonts w:ascii="Arial" w:hAnsi="Arial" w:cs="Arial"/>
+          <w:sz w:val="22"/>
+          <w:szCs w:val="22"/>
+        </w:rPr>
+        <w:t>search(</w:t>
+      </w:r>
+      <w:proofErr w:type="gramEnd"/>
+      <w:r>
+        <w:rPr>
+          <w:rFonts w:ascii="Arial" w:hAnsi="Arial" w:cs="Arial"/>
+          <w:sz w:val="22"/>
+          <w:szCs w:val="22"/>
+        </w:rPr>
+        <w:t>)</w:t>
       </w:r>
     </w:p>
     <w:p>
@@ -742,6 +854,7 @@
         <w:t xml:space="preserve">To check your working directory: </w:t>
       </w:r>
       <w:proofErr w:type="spellStart"/>
+      <w:proofErr w:type="gramStart"/>
       <w:r>
         <w:rPr>
           <w:rFonts w:ascii="Arial" w:hAnsi="Arial" w:cs="Arial"/>
@@ -757,7 +870,16 @@
           <w:sz w:val="22"/>
           <w:szCs w:val="22"/>
         </w:rPr>
-        <w:t>()</w:t>
+        <w:t>(</w:t>
+      </w:r>
+      <w:proofErr w:type="gramEnd"/>
+      <w:r>
+        <w:rPr>
+          <w:rFonts w:ascii="Arial" w:hAnsi="Arial" w:cs="Arial"/>
+          <w:sz w:val="22"/>
+          <w:szCs w:val="22"/>
+        </w:rPr>
+        <w:t>)</w:t>
       </w:r>
     </w:p>
     <w:p>
@@ -1422,7 +1544,25 @@
           <w:sz w:val="22"/>
           <w:szCs w:val="22"/>
         </w:rPr>
-        <w:t xml:space="preserve">Example: c(1, 2, 3, 4) </w:t>
+        <w:t xml:space="preserve">Example: </w:t>
+      </w:r>
+      <w:proofErr w:type="gramStart"/>
+      <w:r>
+        <w:rPr>
+          <w:rFonts w:ascii="Arial" w:hAnsi="Arial" w:cs="Arial"/>
+          <w:sz w:val="22"/>
+          <w:szCs w:val="22"/>
+        </w:rPr>
+        <w:t>c(</w:t>
+      </w:r>
+      <w:proofErr w:type="gramEnd"/>
+      <w:r>
+        <w:rPr>
+          <w:rFonts w:ascii="Arial" w:hAnsi="Arial" w:cs="Arial"/>
+          <w:sz w:val="22"/>
+          <w:szCs w:val="22"/>
+        </w:rPr>
+        <w:t xml:space="preserve">1, 2, 3, 4) </w:t>
       </w:r>
     </w:p>
     <w:p>
@@ -1551,6 +1691,7 @@
         <w:t xml:space="preserve">Example: </w:t>
       </w:r>
       <w:proofErr w:type="spellStart"/>
+      <w:proofErr w:type="gramStart"/>
       <w:r>
         <w:rPr>
           <w:rFonts w:ascii="Arial" w:hAnsi="Arial" w:cs="Arial"/>
@@ -1560,13 +1701,50 @@
         <w:t>data.frame</w:t>
       </w:r>
       <w:proofErr w:type="spellEnd"/>
-      <w:r>
-        <w:rPr>
-          <w:rFonts w:ascii="Arial" w:hAnsi="Arial" w:cs="Arial"/>
-          <w:sz w:val="22"/>
-          <w:szCs w:val="22"/>
-        </w:rPr>
-        <w:t xml:space="preserve">(name = c("A", "B"), age = c(25, 30)) </w:t>
+      <w:proofErr w:type="gramEnd"/>
+      <w:r>
+        <w:rPr>
+          <w:rFonts w:ascii="Arial" w:hAnsi="Arial" w:cs="Arial"/>
+          <w:sz w:val="22"/>
+          <w:szCs w:val="22"/>
+        </w:rPr>
+        <w:t xml:space="preserve">(name = </w:t>
+      </w:r>
+      <w:proofErr w:type="gramStart"/>
+      <w:r>
+        <w:rPr>
+          <w:rFonts w:ascii="Arial" w:hAnsi="Arial" w:cs="Arial"/>
+          <w:sz w:val="22"/>
+          <w:szCs w:val="22"/>
+        </w:rPr>
+        <w:t>c(</w:t>
+      </w:r>
+      <w:proofErr w:type="gramEnd"/>
+      <w:r>
+        <w:rPr>
+          <w:rFonts w:ascii="Arial" w:hAnsi="Arial" w:cs="Arial"/>
+          <w:sz w:val="22"/>
+          <w:szCs w:val="22"/>
+        </w:rPr>
+        <w:t xml:space="preserve">"A", "B"), age = </w:t>
+      </w:r>
+      <w:proofErr w:type="gramStart"/>
+      <w:r>
+        <w:rPr>
+          <w:rFonts w:ascii="Arial" w:hAnsi="Arial" w:cs="Arial"/>
+          <w:sz w:val="22"/>
+          <w:szCs w:val="22"/>
+        </w:rPr>
+        <w:t>c(</w:t>
+      </w:r>
+      <w:proofErr w:type="gramEnd"/>
+      <w:r>
+        <w:rPr>
+          <w:rFonts w:ascii="Arial" w:hAnsi="Arial" w:cs="Arial"/>
+          <w:sz w:val="22"/>
+          <w:szCs w:val="22"/>
+        </w:rPr>
+        <w:t xml:space="preserve">25, 30)) </w:t>
       </w:r>
     </w:p>
     <w:p>
@@ -1626,7 +1804,25 @@
           <w:sz w:val="22"/>
           <w:szCs w:val="22"/>
         </w:rPr>
-        <w:t xml:space="preserve">A matrix is also 2-dimensional but all elements must be of the same type. </w:t>
+        <w:t>A matrix is also 2-</w:t>
+      </w:r>
+      <w:proofErr w:type="gramStart"/>
+      <w:r>
+        <w:rPr>
+          <w:rFonts w:ascii="Arial" w:hAnsi="Arial" w:cs="Arial"/>
+          <w:sz w:val="22"/>
+          <w:szCs w:val="22"/>
+        </w:rPr>
+        <w:t>dimensional</w:t>
+      </w:r>
+      <w:proofErr w:type="gramEnd"/>
+      <w:r>
+        <w:rPr>
+          <w:rFonts w:ascii="Arial" w:hAnsi="Arial" w:cs="Arial"/>
+          <w:sz w:val="22"/>
+          <w:szCs w:val="22"/>
+        </w:rPr>
+        <w:t xml:space="preserve"> but all elements must be of the same type. </w:t>
       </w:r>
     </w:p>
     <w:p>
@@ -1653,7 +1849,25 @@
           <w:sz w:val="22"/>
           <w:szCs w:val="22"/>
         </w:rPr>
-        <w:t xml:space="preserve">Example: matrix(1:6, </w:t>
+        <w:t xml:space="preserve">Example: </w:t>
+      </w:r>
+      <w:proofErr w:type="gramStart"/>
+      <w:r>
+        <w:rPr>
+          <w:rFonts w:ascii="Arial" w:hAnsi="Arial" w:cs="Arial"/>
+          <w:sz w:val="22"/>
+          <w:szCs w:val="22"/>
+        </w:rPr>
+        <w:t>matrix(</w:t>
+      </w:r>
+      <w:proofErr w:type="gramEnd"/>
+      <w:r>
+        <w:rPr>
+          <w:rFonts w:ascii="Arial" w:hAnsi="Arial" w:cs="Arial"/>
+          <w:sz w:val="22"/>
+          <w:szCs w:val="22"/>
+        </w:rPr>
+        <w:t xml:space="preserve">1:6, </w:t>
       </w:r>
       <w:proofErr w:type="spellStart"/>
       <w:r>
@@ -1940,7 +2154,25 @@
           <w:sz w:val="22"/>
           <w:szCs w:val="22"/>
         </w:rPr>
-        <w:t xml:space="preserve">mean(z)          # Mean of z </w:t>
+        <w:t>mean(</w:t>
+      </w:r>
+      <w:proofErr w:type="gramStart"/>
+      <w:r>
+        <w:rPr>
+          <w:rFonts w:ascii="Arial" w:hAnsi="Arial" w:cs="Arial"/>
+          <w:sz w:val="22"/>
+          <w:szCs w:val="22"/>
+        </w:rPr>
+        <w:t xml:space="preserve">z)   </w:t>
+      </w:r>
+      <w:proofErr w:type="gramEnd"/>
+      <w:r>
+        <w:rPr>
+          <w:rFonts w:ascii="Arial" w:hAnsi="Arial" w:cs="Arial"/>
+          <w:sz w:val="22"/>
+          <w:szCs w:val="22"/>
+        </w:rPr>
+        <w:t xml:space="preserve">       # Mean of z </w:t>
       </w:r>
     </w:p>
     <w:p>
@@ -1972,7 +2204,25 @@
           <w:sz w:val="22"/>
           <w:szCs w:val="22"/>
         </w:rPr>
-        <w:t>(z)            # Standard deviation of z</w:t>
+        <w:t>(</w:t>
+      </w:r>
+      <w:proofErr w:type="gramStart"/>
+      <w:r>
+        <w:rPr>
+          <w:rFonts w:ascii="Arial" w:hAnsi="Arial" w:cs="Arial"/>
+          <w:sz w:val="22"/>
+          <w:szCs w:val="22"/>
+        </w:rPr>
+        <w:t xml:space="preserve">z)   </w:t>
+      </w:r>
+      <w:proofErr w:type="gramEnd"/>
+      <w:r>
+        <w:rPr>
+          <w:rFonts w:ascii="Arial" w:hAnsi="Arial" w:cs="Arial"/>
+          <w:sz w:val="22"/>
+          <w:szCs w:val="22"/>
+        </w:rPr>
+        <w:t xml:space="preserve">         # Standard deviation of z</w:t>
       </w:r>
     </w:p>
     <w:p>
@@ -2246,6 +2496,7 @@
         <w:t xml:space="preserve"> &lt;- </w:t>
       </w:r>
       <w:proofErr w:type="spellStart"/>
+      <w:proofErr w:type="gramStart"/>
       <w:r>
         <w:rPr>
           <w:rFonts w:ascii="Arial" w:hAnsi="Arial" w:cs="Arial"/>
@@ -2255,6 +2506,7 @@
         <w:t>data.frame</w:t>
       </w:r>
       <w:proofErr w:type="spellEnd"/>
+      <w:proofErr w:type="gramEnd"/>
       <w:r>
         <w:rPr>
           <w:rFonts w:ascii="Arial" w:hAnsi="Arial" w:cs="Arial"/>
@@ -2421,7 +2673,25 @@
           <w:sz w:val="22"/>
           <w:szCs w:val="22"/>
         </w:rPr>
-        <w:t>) &lt;- c("</w:t>
+        <w:t xml:space="preserve">) &lt;- </w:t>
+      </w:r>
+      <w:proofErr w:type="gramStart"/>
+      <w:r>
+        <w:rPr>
+          <w:rFonts w:ascii="Arial" w:hAnsi="Arial" w:cs="Arial"/>
+          <w:sz w:val="22"/>
+          <w:szCs w:val="22"/>
+        </w:rPr>
+        <w:t>c(</w:t>
+      </w:r>
+      <w:proofErr w:type="gramEnd"/>
+      <w:r>
+        <w:rPr>
+          <w:rFonts w:ascii="Arial" w:hAnsi="Arial" w:cs="Arial"/>
+          <w:sz w:val="22"/>
+          <w:szCs w:val="22"/>
+        </w:rPr>
+        <w:t>"</w:t>
       </w:r>
       <w:proofErr w:type="spellStart"/>
       <w:r>
@@ -2649,7 +2919,25 @@
           <w:sz w:val="22"/>
           <w:szCs w:val="22"/>
         </w:rPr>
-        <w:t xml:space="preserve"> the subset() function </w:t>
+        <w:t xml:space="preserve"> the </w:t>
+      </w:r>
+      <w:proofErr w:type="gramStart"/>
+      <w:r>
+        <w:rPr>
+          <w:rFonts w:ascii="Arial" w:hAnsi="Arial" w:cs="Arial"/>
+          <w:sz w:val="22"/>
+          <w:szCs w:val="22"/>
+        </w:rPr>
+        <w:t>subset(</w:t>
+      </w:r>
+      <w:proofErr w:type="gramEnd"/>
+      <w:r>
+        <w:rPr>
+          <w:rFonts w:ascii="Arial" w:hAnsi="Arial" w:cs="Arial"/>
+          <w:sz w:val="22"/>
+          <w:szCs w:val="22"/>
+        </w:rPr>
+        <w:t xml:space="preserve">) function </w:t>
       </w:r>
       <w:r>
         <w:rPr>
@@ -2727,6 +3015,7 @@
         <w:t xml:space="preserve">zdf_subset2 &lt;- </w:t>
       </w:r>
       <w:proofErr w:type="spellStart"/>
+      <w:proofErr w:type="gramStart"/>
       <w:r>
         <w:rPr>
           <w:rFonts w:ascii="Arial" w:hAnsi="Arial" w:cs="Arial"/>
@@ -2745,6 +3034,7 @@
         <w:t>[</w:t>
       </w:r>
       <w:proofErr w:type="spellStart"/>
+      <w:proofErr w:type="gramEnd"/>
       <w:r>
         <w:rPr>
           <w:rFonts w:ascii="Arial" w:hAnsi="Arial" w:cs="Arial"/>
@@ -2778,8 +3068,18 @@
           <w:sz w:val="22"/>
           <w:szCs w:val="22"/>
         </w:rPr>
-        <w:t xml:space="preserve"> &lt; 100, ]</w:t>
-      </w:r>
+        <w:t xml:space="preserve"> &lt; 100</w:t>
+      </w:r>
+      <w:proofErr w:type="gramStart"/>
+      <w:r>
+        <w:rPr>
+          <w:rFonts w:ascii="Arial" w:hAnsi="Arial" w:cs="Arial"/>
+          <w:sz w:val="22"/>
+          <w:szCs w:val="22"/>
+        </w:rPr>
+        <w:t>, ]</w:t>
+      </w:r>
+      <w:proofErr w:type="gramEnd"/>
     </w:p>
     <w:p>
       <w:pPr>
@@ -2861,6 +3161,7 @@
         <w:t xml:space="preserve">zdf_row26 &lt;- </w:t>
       </w:r>
       <w:proofErr w:type="spellStart"/>
+      <w:proofErr w:type="gramStart"/>
       <w:r>
         <w:rPr>
           <w:rFonts w:ascii="Arial" w:hAnsi="Arial" w:cs="Arial"/>
@@ -2876,8 +3177,27 @@
           <w:sz w:val="22"/>
           <w:szCs w:val="22"/>
         </w:rPr>
-        <w:t>[26, ]</w:t>
-      </w:r>
+        <w:t>[</w:t>
+      </w:r>
+      <w:proofErr w:type="gramEnd"/>
+      <w:r>
+        <w:rPr>
+          <w:rFonts w:ascii="Arial" w:hAnsi="Arial" w:cs="Arial"/>
+          <w:sz w:val="22"/>
+          <w:szCs w:val="22"/>
+        </w:rPr>
+        <w:t>26</w:t>
+      </w:r>
+      <w:proofErr w:type="gramStart"/>
+      <w:r>
+        <w:rPr>
+          <w:rFonts w:ascii="Arial" w:hAnsi="Arial" w:cs="Arial"/>
+          <w:sz w:val="22"/>
+          <w:szCs w:val="22"/>
+        </w:rPr>
+        <w:t>, ]</w:t>
+      </w:r>
+      <w:proofErr w:type="gramEnd"/>
     </w:p>
     <w:p>
       <w:pPr>
@@ -3000,7 +3320,16 @@
           <w:sz w:val="22"/>
           <w:szCs w:val="22"/>
         </w:rPr>
-        <w:t>zdf$zsquared</w:t>
+        <w:t>zdf$</w:t>
+      </w:r>
+      <w:proofErr w:type="gramStart"/>
+      <w:r>
+        <w:rPr>
+          <w:rFonts w:ascii="Arial" w:hAnsi="Arial" w:cs="Arial"/>
+          <w:sz w:val="22"/>
+          <w:szCs w:val="22"/>
+        </w:rPr>
+        <w:t>zsquared</w:t>
       </w:r>
       <w:proofErr w:type="spellEnd"/>
       <w:r>
@@ -3009,7 +3338,16 @@
           <w:sz w:val="22"/>
           <w:szCs w:val="22"/>
         </w:rPr>
-        <w:t>[180]</w:t>
+        <w:t>[</w:t>
+      </w:r>
+      <w:proofErr w:type="gramEnd"/>
+      <w:r>
+        <w:rPr>
+          <w:rFonts w:ascii="Arial" w:hAnsi="Arial" w:cs="Arial"/>
+          <w:sz w:val="22"/>
+          <w:szCs w:val="22"/>
+        </w:rPr>
+        <w:t>180]</w:t>
       </w:r>
     </w:p>
     <w:p>
@@ -3064,7 +3402,25 @@
           <w:sz w:val="22"/>
           <w:szCs w:val="22"/>
         </w:rPr>
-        <w:t>anvas. Use the read.csv() function to read the data into R</w:t>
+        <w:t xml:space="preserve">anvas. Use the </w:t>
+      </w:r>
+      <w:proofErr w:type="gramStart"/>
+      <w:r>
+        <w:rPr>
+          <w:rFonts w:ascii="Arial" w:hAnsi="Arial" w:cs="Arial"/>
+          <w:sz w:val="22"/>
+          <w:szCs w:val="22"/>
+        </w:rPr>
+        <w:t>read.csv(</w:t>
+      </w:r>
+      <w:proofErr w:type="gramEnd"/>
+      <w:r>
+        <w:rPr>
+          <w:rFonts w:ascii="Arial" w:hAnsi="Arial" w:cs="Arial"/>
+          <w:sz w:val="22"/>
+          <w:szCs w:val="22"/>
+        </w:rPr>
+        <w:t>) function to read the data into R</w:t>
       </w:r>
       <w:r>
         <w:rPr>
@@ -3083,24 +3439,9 @@
           <w:szCs w:val="22"/>
           <w:u w:val="single"/>
         </w:rPr>
-        <w:t>using a relative file path</w:t>
-      </w:r>
-      <w:r>
-        <w:rPr>
-          <w:rFonts w:ascii="Arial" w:hAnsi="Arial" w:cs="Arial"/>
-          <w:sz w:val="22"/>
-          <w:szCs w:val="22"/>
-        </w:rPr>
-        <w:t xml:space="preserve"> </w:t>
-      </w:r>
-      <w:r>
-        <w:rPr>
-          <w:rFonts w:ascii="Arial" w:hAnsi="Arial" w:cs="Arial"/>
-          <w:sz w:val="22"/>
-          <w:szCs w:val="22"/>
-        </w:rPr>
-        <w:t xml:space="preserve"> and </w:t>
-      </w:r>
+        <w:t xml:space="preserve">using a relative file </w:t>
+      </w:r>
+      <w:proofErr w:type="gramStart"/>
       <w:r>
         <w:rPr>
           <w:rFonts w:ascii="Arial" w:hAnsi="Arial" w:cs="Arial"/>
@@ -3110,6 +3451,42 @@
           <w:szCs w:val="22"/>
           <w:u w:val="single"/>
         </w:rPr>
+        <w:t>path</w:t>
+      </w:r>
+      <w:r>
+        <w:rPr>
+          <w:rFonts w:ascii="Arial" w:hAnsi="Arial" w:cs="Arial"/>
+          <w:sz w:val="22"/>
+          <w:szCs w:val="22"/>
+        </w:rPr>
+        <w:t xml:space="preserve"> </w:t>
+      </w:r>
+      <w:r>
+        <w:rPr>
+          <w:rFonts w:ascii="Arial" w:hAnsi="Arial" w:cs="Arial"/>
+          <w:sz w:val="22"/>
+          <w:szCs w:val="22"/>
+        </w:rPr>
+        <w:t xml:space="preserve"> and</w:t>
+      </w:r>
+      <w:proofErr w:type="gramEnd"/>
+      <w:r>
+        <w:rPr>
+          <w:rFonts w:ascii="Arial" w:hAnsi="Arial" w:cs="Arial"/>
+          <w:sz w:val="22"/>
+          <w:szCs w:val="22"/>
+        </w:rPr>
+        <w:t xml:space="preserve"> </w:t>
+      </w:r>
+      <w:r>
+        <w:rPr>
+          <w:rFonts w:ascii="Arial" w:hAnsi="Arial" w:cs="Arial"/>
+          <w:i/>
+          <w:iCs/>
+          <w:sz w:val="22"/>
+          <w:szCs w:val="22"/>
+          <w:u w:val="single"/>
+        </w:rPr>
         <w:t>so that the missing values are properly coded</w:t>
       </w:r>
       <w:r>
@@ -3204,9 +3581,28 @@
           <w:sz w:val="22"/>
           <w:szCs w:val="22"/>
         </w:rPr>
-        <w:t xml:space="preserve">data &lt;- read.csv("your_file.csv", </w:t>
+        <w:t xml:space="preserve">data &lt;- </w:t>
+      </w:r>
+      <w:proofErr w:type="gramStart"/>
+      <w:r>
+        <w:rPr>
+          <w:rFonts w:ascii="Arial" w:hAnsi="Arial" w:cs="Arial"/>
+          <w:sz w:val="22"/>
+          <w:szCs w:val="22"/>
+        </w:rPr>
+        <w:t>read.csv(</w:t>
+      </w:r>
+      <w:proofErr w:type="gramEnd"/>
+      <w:r>
+        <w:rPr>
+          <w:rFonts w:ascii="Arial" w:hAnsi="Arial" w:cs="Arial"/>
+          <w:sz w:val="22"/>
+          <w:szCs w:val="22"/>
+        </w:rPr>
+        <w:t xml:space="preserve">"your_file.csv", </w:t>
       </w:r>
       <w:proofErr w:type="spellStart"/>
+      <w:proofErr w:type="gramStart"/>
       <w:r>
         <w:rPr>
           <w:rFonts w:ascii="Arial" w:hAnsi="Arial" w:cs="Arial"/>
@@ -3216,6 +3612,7 @@
         <w:t>na.strings</w:t>
       </w:r>
       <w:proofErr w:type="spellEnd"/>
+      <w:proofErr w:type="gramEnd"/>
       <w:r>
         <w:rPr>
           <w:rFonts w:ascii="Arial" w:hAnsi="Arial" w:cs="Arial"/>
@@ -3282,13 +3679,23 @@
           <w:szCs w:val="22"/>
         </w:rPr>
       </w:pPr>
-      <w:r>
-        <w:rPr>
-          <w:rFonts w:ascii="Arial" w:hAnsi="Arial" w:cs="Arial"/>
-          <w:sz w:val="22"/>
-          <w:szCs w:val="22"/>
-        </w:rPr>
-        <w:t>any(data == ".") This should return FALSE if all periods were properly converted to NA.</w:t>
+      <w:proofErr w:type="gramStart"/>
+      <w:r>
+        <w:rPr>
+          <w:rFonts w:ascii="Arial" w:hAnsi="Arial" w:cs="Arial"/>
+          <w:sz w:val="22"/>
+          <w:szCs w:val="22"/>
+        </w:rPr>
+        <w:t>any(</w:t>
+      </w:r>
+      <w:proofErr w:type="gramEnd"/>
+      <w:r>
+        <w:rPr>
+          <w:rFonts w:ascii="Arial" w:hAnsi="Arial" w:cs="Arial"/>
+          <w:sz w:val="22"/>
+          <w:szCs w:val="22"/>
+        </w:rPr>
+        <w:t>data == ".") This should return FALSE if all periods were properly converted to NA.</w:t>
       </w:r>
     </w:p>
     <w:p>
@@ -4516,6 +4923,7 @@
   <w:style w:type="character" w:default="1" w:styleId="DefaultParagraphFont">
     <w:name w:val="Default Paragraph Font"/>
     <w:uiPriority w:val="1"/>
+    <w:semiHidden/>
     <w:unhideWhenUsed/>
   </w:style>
   <w:style w:type="table" w:default="1" w:styleId="TableNormal">
